--- a/reports/C2/Student #1/Testing Report.docx
+++ b/reports/C2/Student #1/Testing Report.docx
@@ -10,11 +10,13 @@
           <w:bCs/>
           <w:sz w:val="40"/>
           <w:szCs w:val="36"/>
+          <w:lang w:val="en-GB"/>
         </w:rPr>
       </w:pPr>
       <w:r>
         <w:rPr>
           <w:rStyle w:val="TitleChar"/>
+          <w:lang w:val="en-GB"/>
         </w:rPr>
         <w:t>Testing Report</w:t>
       </w:r>
@@ -77,59 +79,89 @@
         <w:rPr>
           <w:sz w:val="28"/>
           <w:szCs w:val="24"/>
-        </w:rPr>
-      </w:pPr>
-    </w:p>
-    <w:p>
-      <w:pPr>
-        <w:rPr>
-          <w:sz w:val="28"/>
-          <w:szCs w:val="24"/>
-        </w:rPr>
-      </w:pPr>
-      <w:proofErr w:type="spellStart"/>
+          <w:lang w:val="en-GB"/>
+        </w:rPr>
+      </w:pPr>
+    </w:p>
+    <w:p>
+      <w:pPr>
+        <w:rPr>
+          <w:sz w:val="28"/>
+          <w:szCs w:val="24"/>
+          <w:lang w:val="en-GB"/>
+        </w:rPr>
+      </w:pPr>
       <w:r>
         <w:rPr>
           <w:b/>
           <w:bCs/>
           <w:sz w:val="28"/>
           <w:szCs w:val="24"/>
-        </w:rPr>
-        <w:t>Repository</w:t>
-      </w:r>
-      <w:proofErr w:type="spellEnd"/>
-      <w:r>
-        <w:rPr>
-          <w:b/>
-          <w:bCs/>
-          <w:sz w:val="28"/>
-          <w:szCs w:val="24"/>
-        </w:rPr>
-        <w:t>:</w:t>
-      </w:r>
-      <w:r>
-        <w:rPr>
-          <w:sz w:val="28"/>
-          <w:szCs w:val="24"/>
+          <w:lang w:val="en-GB"/>
+        </w:rPr>
+        <w:t>Repository:</w:t>
+      </w:r>
+      <w:r>
+        <w:rPr>
+          <w:sz w:val="28"/>
+          <w:szCs w:val="24"/>
+          <w:lang w:val="en-GB"/>
         </w:rPr>
         <w:t xml:space="preserve"> </w:t>
       </w:r>
-      <w:hyperlink r:id="rId9" w:history="1">
-        <w:r>
-          <w:rPr>
-            <w:rStyle w:val="Hyperlink"/>
-            <w:sz w:val="28"/>
-            <w:szCs w:val="24"/>
-          </w:rPr>
-          <w:t>https://github.com/marrivbec/gii-is-DP2-C1.033</w:t>
-        </w:r>
-      </w:hyperlink>
-    </w:p>
-    <w:p>
-      <w:pPr>
-        <w:rPr>
-          <w:sz w:val="28"/>
-          <w:szCs w:val="24"/>
+      <w:bookmarkStart w:id="0" w:name="_Hlk202262733"/>
+      <w:r>
+        <w:rPr>
+          <w:sz w:val="28"/>
+          <w:szCs w:val="24"/>
+        </w:rPr>
+        <w:fldChar w:fldCharType="begin"/>
+      </w:r>
+      <w:r>
+        <w:rPr>
+          <w:sz w:val="28"/>
+          <w:szCs w:val="24"/>
+          <w:lang w:val="en-GB"/>
+        </w:rPr>
+        <w:instrText>HYPERLINK "https://github.com/marrivbec/gii-is-DP2-C2.033"</w:instrText>
+      </w:r>
+      <w:r>
+        <w:rPr>
+          <w:sz w:val="28"/>
+          <w:szCs w:val="24"/>
+        </w:rPr>
+      </w:r>
+      <w:r>
+        <w:rPr>
+          <w:sz w:val="28"/>
+          <w:szCs w:val="24"/>
+        </w:rPr>
+        <w:fldChar w:fldCharType="separate"/>
+      </w:r>
+      <w:r>
+        <w:rPr>
+          <w:rStyle w:val="Hyperlink"/>
+          <w:sz w:val="28"/>
+          <w:szCs w:val="24"/>
+          <w:lang w:val="en-GB"/>
+        </w:rPr>
+        <w:t>https://github.com/marrivbec/gii-is-DP2-C2.033</w:t>
+      </w:r>
+      <w:r>
+        <w:rPr>
+          <w:sz w:val="28"/>
+          <w:szCs w:val="24"/>
+        </w:rPr>
+        <w:fldChar w:fldCharType="end"/>
+      </w:r>
+      <w:bookmarkEnd w:id="0"/>
+    </w:p>
+    <w:p>
+      <w:pPr>
+        <w:rPr>
+          <w:sz w:val="28"/>
+          <w:szCs w:val="24"/>
+          <w:lang w:val="en-GB"/>
         </w:rPr>
       </w:pPr>
     </w:p>
@@ -209,7 +241,7 @@
           <w:szCs w:val="24"/>
           <w:lang w:val="en-US"/>
         </w:rPr>
-        <w:t>Mayo</w:t>
+        <w:t>July</w:t>
       </w:r>
       <w:r>
         <w:rPr>
@@ -225,7 +257,7 @@
           <w:szCs w:val="24"/>
           <w:lang w:val="en-US"/>
         </w:rPr>
-        <w:t>26</w:t>
+        <w:t>1</w:t>
       </w:r>
       <w:r>
         <w:rPr>
@@ -358,6 +390,13 @@
     </w:p>
     <w:sdt>
       <w:sdtPr>
+        <w:rPr>
+          <w:rFonts w:ascii="Times New Roman" w:eastAsiaTheme="minorHAnsi" w:hAnsi="Times New Roman" w:cstheme="minorBidi"/>
+          <w:color w:val="auto"/>
+          <w:sz w:val="24"/>
+          <w:szCs w:val="22"/>
+          <w:lang w:val="es-ES"/>
+        </w:rPr>
         <w:id w:val="-1941365130"/>
         <w:docPartObj>
           <w:docPartGallery w:val="Table of Contents"/>
@@ -366,14 +405,9 @@
       </w:sdtPr>
       <w:sdtEndPr>
         <w:rPr>
-          <w:rFonts w:ascii="Times New Roman" w:eastAsiaTheme="minorHAnsi" w:hAnsi="Times New Roman" w:cstheme="minorBidi"/>
           <w:b/>
           <w:bCs/>
           <w:noProof/>
-          <w:color w:val="auto"/>
-          <w:sz w:val="24"/>
-          <w:szCs w:val="22"/>
-          <w:lang w:val="es-ES"/>
         </w:rPr>
       </w:sdtEndPr>
       <w:sdtContent>
@@ -1924,46 +1958,19 @@
     </w:p>
     <w:p>
       <w:pPr>
-        <w:rPr>
-          <w:sz w:val="28"/>
-          <w:szCs w:val="24"/>
-          <w:lang w:val="en-GB"/>
-        </w:rPr>
-      </w:pPr>
-    </w:p>
-    <w:p>
-      <w:pPr>
-        <w:rPr>
-          <w:sz w:val="28"/>
-          <w:szCs w:val="24"/>
-          <w:lang w:val="en-GB"/>
-        </w:rPr>
-      </w:pPr>
-    </w:p>
-    <w:p>
-      <w:pPr>
-        <w:rPr>
-          <w:sz w:val="28"/>
-          <w:szCs w:val="24"/>
-          <w:lang w:val="en-GB"/>
-        </w:rPr>
-      </w:pPr>
-    </w:p>
-    <w:p>
-      <w:pPr>
         <w:pStyle w:val="Heading1"/>
-        <w:rPr>
-          <w:lang w:val="en-GB"/>
-        </w:rPr>
-      </w:pPr>
-      <w:bookmarkStart w:id="0" w:name="_Toc199168985"/>
-      <w:r>
-        <w:rPr>
-          <w:lang w:val="en-GB"/>
-        </w:rPr>
-        <w:t>Executive summary</w:t>
-      </w:r>
-      <w:bookmarkEnd w:id="0"/>
+      </w:pPr>
+      <w:bookmarkStart w:id="1" w:name="_Toc199168985"/>
+      <w:r>
+        <w:lastRenderedPageBreak/>
+        <w:t xml:space="preserve">Executive </w:t>
+      </w:r>
+      <w:proofErr w:type="spellStart"/>
+      <w:r>
+        <w:t>summary</w:t>
+      </w:r>
+      <w:bookmarkEnd w:id="1"/>
+      <w:proofErr w:type="spellEnd"/>
     </w:p>
     <w:p>
       <w:pPr>
@@ -1992,7 +1999,7 @@
       <w:pPr>
         <w:pStyle w:val="Heading1"/>
       </w:pPr>
-      <w:bookmarkStart w:id="1" w:name="_Toc199168986"/>
+      <w:bookmarkStart w:id="2" w:name="_Toc199168986"/>
       <w:proofErr w:type="spellStart"/>
       <w:r>
         <w:t>Revision</w:t>
@@ -2001,7 +2008,7 @@
       <w:r>
         <w:t xml:space="preserve"> table</w:t>
       </w:r>
-      <w:bookmarkEnd w:id="1"/>
+      <w:bookmarkEnd w:id="2"/>
     </w:p>
     <w:tbl>
       <w:tblPr>
@@ -2188,41 +2195,114 @@
           </w:p>
         </w:tc>
       </w:tr>
+      <w:tr>
+        <w:trPr>
+          <w:trHeight w:val="1172"/>
+        </w:trPr>
+        <w:tc>
+          <w:tcPr>
+            <w:tcW w:w="2564" w:type="dxa"/>
+            <w:tcBorders>
+              <w:top w:val="single" w:sz="4" w:space="0" w:color="auto"/>
+              <w:left w:val="single" w:sz="4" w:space="0" w:color="auto"/>
+              <w:bottom w:val="single" w:sz="4" w:space="0" w:color="auto"/>
+              <w:right w:val="single" w:sz="4" w:space="0" w:color="auto"/>
+            </w:tcBorders>
+          </w:tcPr>
+          <w:p>
+            <w:pPr>
+              <w:rPr>
+                <w:lang w:val="en-US"/>
+              </w:rPr>
+            </w:pPr>
+            <w:r>
+              <w:t>v2.0</w:t>
+            </w:r>
+          </w:p>
+        </w:tc>
+        <w:tc>
+          <w:tcPr>
+            <w:tcW w:w="2594" w:type="dxa"/>
+            <w:tcBorders>
+              <w:top w:val="single" w:sz="4" w:space="0" w:color="auto"/>
+              <w:left w:val="single" w:sz="4" w:space="0" w:color="auto"/>
+              <w:bottom w:val="single" w:sz="4" w:space="0" w:color="auto"/>
+              <w:right w:val="single" w:sz="4" w:space="0" w:color="auto"/>
+            </w:tcBorders>
+          </w:tcPr>
+          <w:p>
+            <w:pPr>
+              <w:rPr>
+                <w:lang w:val="en-US"/>
+              </w:rPr>
+            </w:pPr>
+            <w:r>
+              <w:t>01/07/2025</w:t>
+            </w:r>
+          </w:p>
+        </w:tc>
+        <w:tc>
+          <w:tcPr>
+            <w:tcW w:w="2616" w:type="dxa"/>
+            <w:tcBorders>
+              <w:top w:val="single" w:sz="4" w:space="0" w:color="auto"/>
+              <w:left w:val="single" w:sz="4" w:space="0" w:color="auto"/>
+              <w:bottom w:val="single" w:sz="4" w:space="0" w:color="auto"/>
+              <w:right w:val="single" w:sz="4" w:space="0" w:color="auto"/>
+            </w:tcBorders>
+          </w:tcPr>
+          <w:p>
+            <w:proofErr w:type="spellStart"/>
+            <w:r>
+              <w:t>Update</w:t>
+            </w:r>
+            <w:proofErr w:type="spellEnd"/>
+            <w:r>
+              <w:t xml:space="preserve"> </w:t>
+            </w:r>
+            <w:proofErr w:type="spellStart"/>
+            <w:r>
+              <w:t>for</w:t>
+            </w:r>
+            <w:proofErr w:type="spellEnd"/>
+            <w:r>
+              <w:t xml:space="preserve"> new </w:t>
+            </w:r>
+            <w:proofErr w:type="spellStart"/>
+            <w:r>
+              <w:t>delivery</w:t>
+            </w:r>
+            <w:proofErr w:type="spellEnd"/>
+          </w:p>
+        </w:tc>
+      </w:tr>
     </w:tbl>
     <w:p/>
     <w:p>
       <w:pPr>
         <w:pStyle w:val="Heading1"/>
       </w:pPr>
-      <w:bookmarkStart w:id="2" w:name="_Toc199168987"/>
+      <w:bookmarkStart w:id="3" w:name="_Toc199168987"/>
       <w:proofErr w:type="spellStart"/>
       <w:r>
         <w:t>Introduction</w:t>
       </w:r>
-      <w:bookmarkEnd w:id="2"/>
-      <w:proofErr w:type="spellEnd"/>
-    </w:p>
-    <w:p>
-      <w:pPr>
-        <w:rPr>
-          <w:sz w:val="28"/>
-          <w:szCs w:val="24"/>
-        </w:rPr>
-      </w:pPr>
-      <w:r>
-        <w:rPr>
-          <w:sz w:val="28"/>
-          <w:szCs w:val="24"/>
-        </w:rPr>
-        <w:t xml:space="preserve">Este documento recoge las pruebas funcionales y de rendimiento realizadas para validar el sistema. Primero se explican las pruebas funcionales, que incluyen diferentes tipos de casos para asegurar que las funcionalidades principales y la seguridad funcionan bien. Después, se presentan las pruebas de rendimiento, donde se analiza cuánto tarda el sistema en responder en dos </w:t>
-      </w:r>
-      <w:r>
-        <w:rPr>
-          <w:sz w:val="28"/>
-          <w:szCs w:val="24"/>
-        </w:rPr>
-        <w:lastRenderedPageBreak/>
-        <w:t>equipos y distintas configuraciones. El informe se divide en capítulos con los resultados, análisis estadísticos y conclusiones.</w:t>
+      <w:bookmarkEnd w:id="3"/>
+      <w:proofErr w:type="spellEnd"/>
+    </w:p>
+    <w:p>
+      <w:pPr>
+        <w:rPr>
+          <w:sz w:val="28"/>
+          <w:szCs w:val="24"/>
+        </w:rPr>
+      </w:pPr>
+      <w:r>
+        <w:rPr>
+          <w:sz w:val="28"/>
+          <w:szCs w:val="24"/>
+        </w:rPr>
+        <w:t>Este documento recoge las pruebas funcionales y de rendimiento realizadas para validar el sistema. Primero se explican las pruebas funcionales, que incluyen diferentes tipos de casos para asegurar que las funcionalidades principales y la seguridad funcionan bien. Después, se presentan las pruebas de rendimiento, donde se analiza cuánto tarda el sistema en responder en dos equipos y distintas configuraciones. El informe se divide en capítulos con los resultados, análisis estadísticos y conclusiones.</w:t>
       </w:r>
     </w:p>
     <w:p>
@@ -2245,7 +2325,7 @@
       <w:pPr>
         <w:pStyle w:val="Heading1"/>
       </w:pPr>
-      <w:bookmarkStart w:id="3" w:name="_Toc199168988"/>
+      <w:bookmarkStart w:id="4" w:name="_Toc199168988"/>
       <w:proofErr w:type="spellStart"/>
       <w:r>
         <w:t>Chapter</w:t>
@@ -2266,7 +2346,7 @@
       <w:r>
         <w:t>testing</w:t>
       </w:r>
-      <w:bookmarkEnd w:id="3"/>
+      <w:bookmarkEnd w:id="4"/>
       <w:proofErr w:type="spellEnd"/>
     </w:p>
     <w:p>
@@ -2367,11 +2447,11 @@
       <w:pPr>
         <w:pStyle w:val="Heading2"/>
       </w:pPr>
-      <w:bookmarkStart w:id="4" w:name="_Toc199168989"/>
+      <w:bookmarkStart w:id="5" w:name="_Toc199168989"/>
       <w:r>
         <w:t>Flight</w:t>
       </w:r>
-      <w:bookmarkEnd w:id="4"/>
+      <w:bookmarkEnd w:id="5"/>
     </w:p>
     <w:p>
       <w:pPr>
@@ -2553,6 +2633,7 @@
       </w:pPr>
       <w:r>
         <w:rPr>
+          <w:noProof/>
           <w:sz w:val="28"/>
           <w:szCs w:val="24"/>
         </w:rPr>
@@ -2572,7 +2653,7 @@
                     <pic:cNvPicPr/>
                   </pic:nvPicPr>
                   <pic:blipFill>
-                    <a:blip r:embed="rId10"/>
+                    <a:blip r:embed="rId9"/>
                     <a:stretch>
                       <a:fillRect/>
                     </a:stretch>
@@ -2846,8 +2927,39 @@
           <w:sz w:val="28"/>
           <w:szCs w:val="24"/>
         </w:rPr>
+        <w:t xml:space="preserve">Eliminar </w:t>
+      </w:r>
+      <w:proofErr w:type="spellStart"/>
+      <w:r>
+        <w:rPr>
+          <w:sz w:val="28"/>
+          <w:szCs w:val="24"/>
+        </w:rPr>
+        <w:t>flight</w:t>
+      </w:r>
+      <w:proofErr w:type="spellEnd"/>
+      <w:r>
+        <w:rPr>
+          <w:sz w:val="28"/>
+          <w:szCs w:val="24"/>
+        </w:rPr>
+        <w:t>:</w:t>
+      </w:r>
+    </w:p>
+    <w:p>
+      <w:pPr>
+        <w:rPr>
+          <w:sz w:val="28"/>
+          <w:szCs w:val="24"/>
+        </w:rPr>
+      </w:pPr>
+      <w:r>
+        <w:rPr>
+          <w:sz w:val="28"/>
+          <w:szCs w:val="24"/>
+        </w:rPr>
         <w:lastRenderedPageBreak/>
-        <w:t xml:space="preserve">Eliminar </w:t>
+        <w:t xml:space="preserve">Se ha eliminado un </w:t>
       </w:r>
       <w:proofErr w:type="spellStart"/>
       <w:r>
@@ -2863,22 +2975,7 @@
           <w:sz w:val="28"/>
           <w:szCs w:val="24"/>
         </w:rPr>
-        <w:t>:</w:t>
-      </w:r>
-    </w:p>
-    <w:p>
-      <w:pPr>
-        <w:rPr>
-          <w:sz w:val="28"/>
-          <w:szCs w:val="24"/>
-        </w:rPr>
-      </w:pPr>
-      <w:r>
-        <w:rPr>
-          <w:sz w:val="28"/>
-          <w:szCs w:val="24"/>
-        </w:rPr>
-        <w:t xml:space="preserve">Se ha eliminado un </w:t>
+        <w:t xml:space="preserve"> a través del botón de eliminar que aparece en la pantalla de mostrado del </w:t>
       </w:r>
       <w:proofErr w:type="spellStart"/>
       <w:r>
@@ -2894,7 +2991,7 @@
           <w:sz w:val="28"/>
           <w:szCs w:val="24"/>
         </w:rPr>
-        <w:t xml:space="preserve"> a través del botón de eliminar que aparece en la pantalla de mostrado del </w:t>
+        <w:t xml:space="preserve">, por otro lado, también se ha comprobado el requisito de no poder borrar un </w:t>
       </w:r>
       <w:proofErr w:type="spellStart"/>
       <w:r>
@@ -2910,22 +3007,6 @@
           <w:sz w:val="28"/>
           <w:szCs w:val="24"/>
         </w:rPr>
-        <w:t xml:space="preserve">, por otro lado, también se ha comprobado el requisito de no poder borrar un </w:t>
-      </w:r>
-      <w:proofErr w:type="spellStart"/>
-      <w:r>
-        <w:rPr>
-          <w:sz w:val="28"/>
-          <w:szCs w:val="24"/>
-        </w:rPr>
-        <w:t>flight</w:t>
-      </w:r>
-      <w:proofErr w:type="spellEnd"/>
-      <w:r>
-        <w:rPr>
-          <w:sz w:val="28"/>
-          <w:szCs w:val="24"/>
-        </w:rPr>
         <w:t xml:space="preserve"> con algún </w:t>
       </w:r>
       <w:proofErr w:type="spellStart"/>
@@ -2980,6 +3061,7 @@
       </w:r>
       <w:r>
         <w:rPr>
+          <w:noProof/>
           <w:sz w:val="28"/>
           <w:szCs w:val="24"/>
         </w:rPr>
@@ -2999,7 +3081,7 @@
                     <pic:cNvPicPr/>
                   </pic:nvPicPr>
                   <pic:blipFill>
-                    <a:blip r:embed="rId11"/>
+                    <a:blip r:embed="rId10"/>
                     <a:stretch>
                       <a:fillRect/>
                     </a:stretch>
@@ -3152,6 +3234,7 @@
       </w:pPr>
       <w:r>
         <w:rPr>
+          <w:noProof/>
           <w:sz w:val="28"/>
           <w:szCs w:val="24"/>
         </w:rPr>
@@ -3171,7 +3254,7 @@
                     <pic:cNvPicPr/>
                   </pic:nvPicPr>
                   <pic:blipFill>
-                    <a:blip r:embed="rId12"/>
+                    <a:blip r:embed="rId11"/>
                     <a:stretch>
                       <a:fillRect/>
                     </a:stretch>
@@ -3281,10 +3364,10 @@
       </w:pPr>
       <w:r>
         <w:rPr>
-          <w:sz w:val="28"/>
-          <w:szCs w:val="24"/>
-        </w:rPr>
-        <w:lastRenderedPageBreak/>
+          <w:noProof/>
+          <w:sz w:val="28"/>
+          <w:szCs w:val="24"/>
+        </w:rPr>
         <w:drawing>
           <wp:inline distT="0" distB="0" distL="0" distR="0" wp14:anchorId="57602CC5" wp14:editId="2AD8E595">
             <wp:extent cx="5400040" cy="2348865"/>
@@ -3301,7 +3384,7 @@
                     <pic:cNvPicPr/>
                   </pic:nvPicPr>
                   <pic:blipFill>
-                    <a:blip r:embed="rId13"/>
+                    <a:blip r:embed="rId12"/>
                     <a:stretch>
                       <a:fillRect/>
                     </a:stretch>
@@ -3334,6 +3417,7 @@
           <w:sz w:val="28"/>
           <w:szCs w:val="24"/>
         </w:rPr>
+        <w:lastRenderedPageBreak/>
         <w:t>Para el hacking se prob</w:t>
       </w:r>
       <w:r>
@@ -3498,14 +3582,7 @@
           <w:sz w:val="28"/>
           <w:szCs w:val="24"/>
         </w:rPr>
-        <w:t xml:space="preserve">y una vez mostrado hay que pulsar el botón de actualizar, </w:t>
-      </w:r>
-      <w:r>
-        <w:rPr>
-          <w:sz w:val="28"/>
-          <w:szCs w:val="24"/>
-        </w:rPr>
-        <w:t>para comprobar su correcto funcionamiento se ha probado a dejar todo en blanco y luego se ha ido rellenando cada valor con todos los posibles valores del Excel.</w:t>
+        <w:t>y una vez mostrado hay que pulsar el botón de actualizar, para comprobar su correcto funcionamiento se ha probado a dejar todo en blanco y luego se ha ido rellenando cada valor con todos los posibles valores del Excel.</w:t>
       </w:r>
     </w:p>
     <w:p>
@@ -3552,14 +3629,7 @@
           <w:sz w:val="28"/>
           <w:szCs w:val="24"/>
         </w:rPr>
-        <w:t xml:space="preserve"> que ya estuviese publicado y se le ha dado al botón de actualizar</w:t>
-      </w:r>
-      <w:r>
-        <w:rPr>
-          <w:sz w:val="28"/>
-          <w:szCs w:val="24"/>
-        </w:rPr>
-        <w:t>,</w:t>
+        <w:t xml:space="preserve"> que ya estuviese publicado y se le ha dado al botón de actualizar,</w:t>
       </w:r>
       <w:r>
         <w:rPr>
@@ -3704,21 +3774,7 @@
           <w:sz w:val="28"/>
           <w:szCs w:val="24"/>
         </w:rPr>
-        <w:t xml:space="preserve"> y una vez mostrado se pulsa el botón de publicar, </w:t>
-      </w:r>
-      <w:r>
-        <w:rPr>
-          <w:sz w:val="28"/>
-          <w:szCs w:val="24"/>
-        </w:rPr>
-        <w:t>para comprobar su correcto funcionamiento se ha probado a dejar todo en blanco y luego se ha ido rellenando cada valor con todos los posibles valores del Excel.</w:t>
-      </w:r>
-      <w:r>
-        <w:rPr>
-          <w:sz w:val="28"/>
-          <w:szCs w:val="24"/>
-        </w:rPr>
-        <w:t xml:space="preserve"> También se ha probado la validación de que no puede publicarse un </w:t>
+        <w:t xml:space="preserve"> y una vez mostrado se pulsa el botón de publicar, para comprobar su correcto funcionamiento se ha probado a dejar todo en blanco y luego se ha ido rellenando cada valor con todos los posibles valores del Excel. También se ha probado la validación de que no puede publicarse un </w:t>
       </w:r>
       <w:proofErr w:type="spellStart"/>
       <w:r>
@@ -3825,10 +3881,10 @@
       </w:pPr>
       <w:r>
         <w:rPr>
-          <w:sz w:val="28"/>
-          <w:szCs w:val="24"/>
-        </w:rPr>
-        <w:lastRenderedPageBreak/>
+          <w:noProof/>
+          <w:sz w:val="28"/>
+          <w:szCs w:val="24"/>
+        </w:rPr>
         <w:drawing>
           <wp:inline distT="0" distB="0" distL="0" distR="0" wp14:anchorId="0A10C435" wp14:editId="10D0988A">
             <wp:extent cx="5400040" cy="532765"/>
@@ -3845,7 +3901,7 @@
                     <pic:cNvPicPr/>
                   </pic:nvPicPr>
                   <pic:blipFill>
-                    <a:blip r:embed="rId14"/>
+                    <a:blip r:embed="rId13"/>
                     <a:stretch>
                       <a:fillRect/>
                     </a:stretch>
@@ -3878,14 +3934,7 @@
           <w:sz w:val="28"/>
           <w:szCs w:val="24"/>
         </w:rPr>
-        <w:t xml:space="preserve">Para el hacking, </w:t>
-      </w:r>
-      <w:r>
-        <w:rPr>
-          <w:sz w:val="28"/>
-          <w:szCs w:val="24"/>
-        </w:rPr>
-        <w:t xml:space="preserve">en el mostrado se ha cambiado con el f12 la id del </w:t>
+        <w:t xml:space="preserve">Para el hacking, en el mostrado se ha cambiado con el f12 la id del </w:t>
       </w:r>
       <w:proofErr w:type="spellStart"/>
       <w:r>
@@ -4011,11 +4060,12 @@
       <w:pPr>
         <w:pStyle w:val="Heading2"/>
       </w:pPr>
-      <w:bookmarkStart w:id="5" w:name="_Toc199168990"/>
-      <w:r>
+      <w:bookmarkStart w:id="6" w:name="_Toc199168990"/>
+      <w:r>
+        <w:lastRenderedPageBreak/>
         <w:t>Leg</w:t>
       </w:r>
-      <w:bookmarkEnd w:id="5"/>
+      <w:bookmarkEnd w:id="6"/>
     </w:p>
     <w:p>
       <w:pPr>
@@ -4062,14 +4112,7 @@
           <w:sz w:val="28"/>
           <w:szCs w:val="24"/>
         </w:rPr>
-        <w:t xml:space="preserve">Se ha accedido a el listado </w:t>
-      </w:r>
-      <w:r>
-        <w:rPr>
-          <w:sz w:val="28"/>
-          <w:szCs w:val="24"/>
-        </w:rPr>
-        <w:t xml:space="preserve">desde la pantalla de mostrar un </w:t>
+        <w:t xml:space="preserve">Se ha accedido a el listado desde la pantalla de mostrar un </w:t>
       </w:r>
       <w:proofErr w:type="spellStart"/>
       <w:r>
@@ -4099,43 +4142,22 @@
           <w:sz w:val="28"/>
           <w:szCs w:val="24"/>
         </w:rPr>
-        <w:t>egs</w:t>
-      </w:r>
-      <w:r>
-        <w:rPr>
-          <w:sz w:val="28"/>
-          <w:szCs w:val="24"/>
-        </w:rPr>
-        <w:t>.</w:t>
-      </w:r>
-    </w:p>
-    <w:p>
-      <w:pPr>
-        <w:rPr>
-          <w:sz w:val="28"/>
-          <w:szCs w:val="24"/>
-        </w:rPr>
-      </w:pPr>
-      <w:r>
-        <w:rPr>
-          <w:sz w:val="28"/>
-          <w:szCs w:val="24"/>
-        </w:rPr>
-        <w:t xml:space="preserve">Para el hacking se </w:t>
-      </w:r>
-      <w:r>
-        <w:rPr>
-          <w:sz w:val="28"/>
-          <w:szCs w:val="24"/>
-        </w:rPr>
-        <w:t>intentó</w:t>
-      </w:r>
-      <w:r>
-        <w:rPr>
-          <w:sz w:val="28"/>
-          <w:szCs w:val="24"/>
-        </w:rPr>
-        <w:t xml:space="preserve"> acceder a el enlace de la lista de los </w:t>
+        <w:t>egs.</w:t>
+      </w:r>
+    </w:p>
+    <w:p>
+      <w:pPr>
+        <w:rPr>
+          <w:sz w:val="28"/>
+          <w:szCs w:val="24"/>
+        </w:rPr>
+      </w:pPr>
+      <w:r>
+        <w:rPr>
+          <w:sz w:val="28"/>
+          <w:szCs w:val="24"/>
+        </w:rPr>
+        <w:t xml:space="preserve">Para el hacking se intentó acceder a el enlace de la lista de los </w:t>
       </w:r>
       <w:r>
         <w:rPr>
@@ -4516,14 +4538,7 @@
           <w:sz w:val="28"/>
           <w:szCs w:val="24"/>
         </w:rPr>
-        <w:t xml:space="preserve">, por otro lado, </w:t>
-      </w:r>
-      <w:r>
-        <w:rPr>
-          <w:sz w:val="28"/>
-          <w:szCs w:val="24"/>
-        </w:rPr>
-        <w:t xml:space="preserve">para comprobar el unbind se ha cambiado en la </w:t>
+        <w:t xml:space="preserve">, por otro lado, para comprobar el unbind se ha cambiado en la </w:t>
       </w:r>
       <w:proofErr w:type="spellStart"/>
       <w:r>
@@ -4618,21 +4633,7 @@
           <w:sz w:val="28"/>
           <w:szCs w:val="24"/>
         </w:rPr>
-        <w:t xml:space="preserve"> y con el f12 se ha cambiado la id del que se estaba mostrando y se ha </w:t>
-      </w:r>
-      <w:r>
-        <w:rPr>
-          <w:sz w:val="28"/>
-          <w:szCs w:val="24"/>
-        </w:rPr>
-        <w:t>cambiado</w:t>
-      </w:r>
-      <w:r>
-        <w:rPr>
-          <w:sz w:val="28"/>
-          <w:szCs w:val="24"/>
-        </w:rPr>
-        <w:t xml:space="preserve"> por algún </w:t>
+        <w:t xml:space="preserve"> y con el f12 se ha cambiado la id del que se estaba mostrando y se ha cambiado por algún </w:t>
       </w:r>
       <w:proofErr w:type="spellStart"/>
       <w:r>
@@ -4835,7 +4836,15 @@
           <w:sz w:val="28"/>
           <w:szCs w:val="24"/>
         </w:rPr>
-        <w:t xml:space="preserve"> con el mismo aeropuerto de salida y llegada saltando el aviso de que no pueden ser el mismo y probando que no puedas poner el mismo número de vuelo que otro </w:t>
+        <w:t xml:space="preserve"> con el mismo aeropuerto de salida y llegada </w:t>
+      </w:r>
+      <w:r>
+        <w:rPr>
+          <w:sz w:val="28"/>
+          <w:szCs w:val="24"/>
+        </w:rPr>
+        <w:lastRenderedPageBreak/>
+        <w:t xml:space="preserve">saltando el aviso de que no pueden ser el mismo y probando que no puedas poner el mismo número de vuelo que otro </w:t>
       </w:r>
       <w:proofErr w:type="spellStart"/>
       <w:r>
@@ -4863,6 +4872,7 @@
       </w:pPr>
       <w:r>
         <w:rPr>
+          <w:noProof/>
           <w:sz w:val="28"/>
           <w:szCs w:val="24"/>
         </w:rPr>
@@ -4882,7 +4892,7 @@
                     <pic:cNvPicPr/>
                   </pic:nvPicPr>
                   <pic:blipFill>
-                    <a:blip r:embed="rId15"/>
+                    <a:blip r:embed="rId14"/>
                     <a:stretch>
                       <a:fillRect/>
                     </a:stretch>
@@ -5026,6 +5036,7 @@
       </w:pPr>
       <w:r>
         <w:rPr>
+          <w:noProof/>
           <w:sz w:val="28"/>
           <w:szCs w:val="24"/>
         </w:rPr>
@@ -5045,7 +5056,7 @@
                     <pic:cNvPicPr/>
                   </pic:nvPicPr>
                   <pic:blipFill>
-                    <a:blip r:embed="rId16"/>
+                    <a:blip r:embed="rId15"/>
                     <a:stretch>
                       <a:fillRect/>
                     </a:stretch>
@@ -5119,8 +5130,71 @@
           <w:sz w:val="28"/>
           <w:szCs w:val="24"/>
         </w:rPr>
+        <w:t xml:space="preserve">Para actualizar se muestra un </w:t>
+      </w:r>
+      <w:proofErr w:type="spellStart"/>
+      <w:r>
+        <w:rPr>
+          <w:sz w:val="28"/>
+          <w:szCs w:val="24"/>
+        </w:rPr>
+        <w:t>leg</w:t>
+      </w:r>
+      <w:proofErr w:type="spellEnd"/>
+      <w:r>
+        <w:rPr>
+          <w:sz w:val="28"/>
+          <w:szCs w:val="24"/>
+        </w:rPr>
+        <w:t xml:space="preserve"> y una vez mostrado hay que pulsar el botón de actualizar, para comprobar su correcto funcionamiento se ha probado a dejar todo en blanco y luego se ha ido rellenando cada valor con todos los posibles valores del Excel. Además, se han comprobado crear un </w:t>
+      </w:r>
+      <w:proofErr w:type="spellStart"/>
+      <w:r>
+        <w:rPr>
+          <w:sz w:val="28"/>
+          <w:szCs w:val="24"/>
+        </w:rPr>
+        <w:t>leg</w:t>
+      </w:r>
+      <w:proofErr w:type="spellEnd"/>
+      <w:r>
+        <w:rPr>
+          <w:sz w:val="28"/>
+          <w:szCs w:val="24"/>
+        </w:rPr>
+        <w:t xml:space="preserve"> con el mismo aeropuerto de salida y llegada saltando el aviso de que no pueden ser el mismo y probando que no puedas poner el mismo número de vuelo que otro </w:t>
+      </w:r>
+      <w:proofErr w:type="spellStart"/>
+      <w:r>
+        <w:rPr>
+          <w:sz w:val="28"/>
+          <w:szCs w:val="24"/>
+        </w:rPr>
+        <w:t>leg</w:t>
+      </w:r>
+      <w:proofErr w:type="spellEnd"/>
+      <w:r>
+        <w:rPr>
+          <w:sz w:val="28"/>
+          <w:szCs w:val="24"/>
+        </w:rPr>
+        <w:t>.</w:t>
+      </w:r>
+    </w:p>
+    <w:p>
+      <w:pPr>
+        <w:rPr>
+          <w:sz w:val="28"/>
+          <w:szCs w:val="24"/>
+        </w:rPr>
+      </w:pPr>
+      <w:r>
+        <w:rPr>
+          <w:sz w:val="28"/>
+          <w:szCs w:val="24"/>
+        </w:rPr>
         <w:lastRenderedPageBreak/>
-        <w:t xml:space="preserve">Para actualizar se muestra un </w:t>
+        <w:t xml:space="preserve">Como intento de hacking en el mostrado se ha cambiado con el f12 la id del </w:t>
       </w:r>
       <w:proofErr w:type="spellStart"/>
       <w:r>
@@ -5136,35 +5210,7 @@
           <w:sz w:val="28"/>
           <w:szCs w:val="24"/>
         </w:rPr>
-        <w:t xml:space="preserve"> y una vez mostrado hay que pulsar el botón de actualizar, para comprobar su correcto funcionamiento se ha probado a dejar todo en blanco y luego se ha ido rellenando cada valor con todos los posibles valores del Excel.</w:t>
-      </w:r>
-      <w:r>
-        <w:rPr>
-          <w:sz w:val="28"/>
-          <w:szCs w:val="24"/>
-        </w:rPr>
-        <w:t xml:space="preserve"> </w:t>
-      </w:r>
-      <w:r>
-        <w:rPr>
-          <w:sz w:val="28"/>
-          <w:szCs w:val="24"/>
-        </w:rPr>
-        <w:t>Además</w:t>
-      </w:r>
-      <w:r>
-        <w:rPr>
-          <w:sz w:val="28"/>
-          <w:szCs w:val="24"/>
-        </w:rPr>
-        <w:t>,</w:t>
-      </w:r>
-      <w:r>
-        <w:rPr>
-          <w:sz w:val="28"/>
-          <w:szCs w:val="24"/>
-        </w:rPr>
-        <w:t xml:space="preserve"> se han comprobado crear un </w:t>
+        <w:t xml:space="preserve"> por un </w:t>
       </w:r>
       <w:proofErr w:type="spellStart"/>
       <w:r>
@@ -5180,84 +5226,7 @@
           <w:sz w:val="28"/>
           <w:szCs w:val="24"/>
         </w:rPr>
-        <w:t xml:space="preserve"> con el mismo aeropuerto de salida y llegada saltando el aviso de que no pueden ser el mismo y probando que no puedas poner el mismo número de vuelo que otro </w:t>
-      </w:r>
-      <w:proofErr w:type="spellStart"/>
-      <w:r>
-        <w:rPr>
-          <w:sz w:val="28"/>
-          <w:szCs w:val="24"/>
-        </w:rPr>
-        <w:t>leg</w:t>
-      </w:r>
-      <w:proofErr w:type="spellEnd"/>
-      <w:r>
-        <w:rPr>
-          <w:sz w:val="28"/>
-          <w:szCs w:val="24"/>
-        </w:rPr>
-        <w:t>.</w:t>
-      </w:r>
-    </w:p>
-    <w:p>
-      <w:pPr>
-        <w:rPr>
-          <w:sz w:val="28"/>
-          <w:szCs w:val="24"/>
-        </w:rPr>
-      </w:pPr>
-      <w:r>
-        <w:rPr>
-          <w:sz w:val="28"/>
-          <w:szCs w:val="24"/>
-        </w:rPr>
-        <w:t xml:space="preserve">Como intento de hacking en el mostrado se ha cambiado con el f12 la id del </w:t>
-      </w:r>
-      <w:proofErr w:type="spellStart"/>
-      <w:r>
-        <w:rPr>
-          <w:sz w:val="28"/>
-          <w:szCs w:val="24"/>
-        </w:rPr>
-        <w:t>leg</w:t>
-      </w:r>
-      <w:proofErr w:type="spellEnd"/>
-      <w:r>
-        <w:rPr>
-          <w:sz w:val="28"/>
-          <w:szCs w:val="24"/>
-        </w:rPr>
-        <w:t xml:space="preserve"> por un </w:t>
-      </w:r>
-      <w:proofErr w:type="spellStart"/>
-      <w:r>
-        <w:rPr>
-          <w:sz w:val="28"/>
-          <w:szCs w:val="24"/>
-        </w:rPr>
-        <w:t>leg</w:t>
-      </w:r>
-      <w:proofErr w:type="spellEnd"/>
-      <w:r>
-        <w:rPr>
-          <w:sz w:val="28"/>
-          <w:szCs w:val="24"/>
-        </w:rPr>
-        <w:t xml:space="preserve"> que ya estuviese publicado y se le ha dado al botón de actualizar</w:t>
-      </w:r>
-      <w:r>
-        <w:rPr>
-          <w:sz w:val="28"/>
-          <w:szCs w:val="24"/>
-        </w:rPr>
-        <w:t xml:space="preserve">, y también </w:t>
-      </w:r>
-      <w:r>
-        <w:rPr>
-          <w:sz w:val="28"/>
-          <w:szCs w:val="24"/>
-        </w:rPr>
-        <w:t>se comprobó que con el f12 no puedas modificar la id de los Aircraft a alguno que este en mantenimiento o sea de otra aerolínea, que no puedas modificar la id de los aeropuertos a alguno fuera de la lista. En todos los intentos anteriores causa error, saliendo</w:t>
+        <w:t xml:space="preserve"> que ya estuviese publicado y se le ha dado al botón de actualizar, y también se comprobó que con el f12 no puedas modificar la id de los Aircraft a alguno que este en mantenimiento o sea de otra aerolínea, que no puedas modificar la id de los aeropuertos a alguno fuera de la lista. En todos los intentos anteriores causa error, saliendo</w:t>
       </w:r>
       <w:r>
         <w:rPr>
@@ -5359,21 +5328,7 @@
           <w:sz w:val="28"/>
           <w:szCs w:val="24"/>
         </w:rPr>
-        <w:t xml:space="preserve">Para publicar se muestra un </w:t>
-      </w:r>
-      <w:r>
-        <w:rPr>
-          <w:sz w:val="28"/>
-          <w:szCs w:val="24"/>
-        </w:rPr>
-        <w:t>Leg</w:t>
-      </w:r>
-      <w:r>
-        <w:rPr>
-          <w:sz w:val="28"/>
-          <w:szCs w:val="24"/>
-        </w:rPr>
-        <w:t xml:space="preserve"> y una vez mostrado se pulsa el botón de publicar, para comprobar su correcto funcionamiento se ha probado a dejar todo en blanco y luego se ha ido rellenando cada valor con todos los posibles valores del Excel. También se ha probado la validación de que no puede publicarse un </w:t>
+        <w:t xml:space="preserve">Para publicar se muestra un Leg y una vez mostrado se pulsa el botón de publicar, para comprobar su correcto funcionamiento se ha probado a dejar todo en blanco y luego se ha ido rellenando cada valor con todos los posibles valores del Excel. También se ha probado la validación de que no puede publicarse un </w:t>
       </w:r>
       <w:proofErr w:type="spellStart"/>
       <w:r>
@@ -5440,6 +5395,7 @@
       </w:pPr>
       <w:r>
         <w:rPr>
+          <w:noProof/>
           <w:sz w:val="28"/>
           <w:szCs w:val="24"/>
         </w:rPr>
@@ -5460,7 +5416,7 @@
                     <pic:cNvPicPr/>
                   </pic:nvPicPr>
                   <pic:blipFill>
-                    <a:blip r:embed="rId17"/>
+                    <a:blip r:embed="rId16"/>
                     <a:stretch>
                       <a:fillRect/>
                     </a:stretch>
@@ -5532,21 +5488,7 @@
           <w:sz w:val="28"/>
           <w:szCs w:val="24"/>
         </w:rPr>
-        <w:t xml:space="preserve"> que ya estuviese publicado y se le ha dado al botón de </w:t>
-      </w:r>
-      <w:r>
-        <w:rPr>
-          <w:sz w:val="28"/>
-          <w:szCs w:val="24"/>
-        </w:rPr>
-        <w:t>publicar</w:t>
-      </w:r>
-      <w:r>
-        <w:rPr>
-          <w:sz w:val="28"/>
-          <w:szCs w:val="24"/>
-        </w:rPr>
-        <w:t>, y también se comprobó que con el f12 no puedas modificar la id de los Aircraft a alguno que este en mantenimiento o sea de otra aerolínea, que no puedas modificar la id de los aeropuertos a alguno fuera de la lista. En todos los intentos anteriores causa error, saliendo</w:t>
+        <w:t xml:space="preserve"> que ya estuviese publicado y se le ha dado al botón de publicar, y también se comprobó que con el f12 no puedas modificar la id de los Aircraft a alguno que este en mantenimiento o sea de otra aerolínea, que no puedas modificar la id de los aeropuertos a alguno fuera de la lista. En todos los intentos anteriores causa error, saliendo</w:t>
       </w:r>
       <w:r>
         <w:rPr>
@@ -5615,42 +5557,46 @@
     <w:p>
       <w:pPr>
         <w:pStyle w:val="Heading1"/>
-        <w:rPr>
-          <w:lang w:val="en-GB"/>
-        </w:rPr>
-      </w:pPr>
-      <w:bookmarkStart w:id="6" w:name="_Toc199168991"/>
-      <w:r>
-        <w:rPr>
-          <w:lang w:val="en-GB"/>
-        </w:rPr>
+      </w:pPr>
+      <w:bookmarkStart w:id="7" w:name="_Toc199168991"/>
+      <w:proofErr w:type="spellStart"/>
+      <w:r>
         <w:lastRenderedPageBreak/>
-        <w:t>Chapter of performance Testing</w:t>
-      </w:r>
-      <w:bookmarkEnd w:id="6"/>
+        <w:t>Chapter</w:t>
+      </w:r>
+      <w:proofErr w:type="spellEnd"/>
+      <w:r>
+        <w:t xml:space="preserve"> </w:t>
+      </w:r>
+      <w:proofErr w:type="spellStart"/>
+      <w:r>
+        <w:t>of</w:t>
+      </w:r>
+      <w:proofErr w:type="spellEnd"/>
+      <w:r>
+        <w:t xml:space="preserve"> performance Testing</w:t>
+      </w:r>
+      <w:bookmarkEnd w:id="7"/>
     </w:p>
     <w:p>
       <w:pPr>
         <w:pStyle w:val="Heading2"/>
       </w:pPr>
-      <w:bookmarkStart w:id="7" w:name="_Toc199168992"/>
-      <w:r>
-        <w:t>Gráfica de t</w:t>
-      </w:r>
-      <w:r>
-        <w:t>iempos de solicitud y respuesta</w:t>
-      </w:r>
-      <w:bookmarkEnd w:id="7"/>
+      <w:bookmarkStart w:id="8" w:name="_Toc199168992"/>
+      <w:r>
+        <w:t>Gráfica de tiempos de solicitud y respuesta</w:t>
+      </w:r>
+      <w:bookmarkEnd w:id="8"/>
     </w:p>
     <w:p>
       <w:pPr>
         <w:pStyle w:val="Heading3"/>
       </w:pPr>
-      <w:bookmarkStart w:id="8" w:name="_Toc199168993"/>
+      <w:bookmarkStart w:id="9" w:name="_Toc199168993"/>
       <w:r>
         <w:t>Sin índices</w:t>
       </w:r>
-      <w:bookmarkEnd w:id="8"/>
+      <w:bookmarkEnd w:id="9"/>
     </w:p>
     <w:p>
       <w:r>
@@ -5671,7 +5617,7 @@
             <wp:cNvGraphicFramePr/>
             <a:graphic xmlns:a="http://schemas.openxmlformats.org/drawingml/2006/main">
               <a:graphicData uri="http://schemas.openxmlformats.org/drawingml/2006/chart">
-                <c:chart xmlns:c="http://schemas.openxmlformats.org/drawingml/2006/chart" xmlns:r="http://schemas.openxmlformats.org/officeDocument/2006/relationships" r:id="rId18"/>
+                <c:chart xmlns:c="http://schemas.openxmlformats.org/drawingml/2006/chart" xmlns:r="http://schemas.openxmlformats.org/officeDocument/2006/relationships" r:id="rId17"/>
               </a:graphicData>
             </a:graphic>
           </wp:inline>
@@ -5682,12 +5628,12 @@
       <w:pPr>
         <w:pStyle w:val="Heading3"/>
       </w:pPr>
-      <w:bookmarkStart w:id="9" w:name="_Toc199168994"/>
+      <w:bookmarkStart w:id="10" w:name="_Toc199168994"/>
       <w:r>
         <w:lastRenderedPageBreak/>
         <w:t>Con índices</w:t>
       </w:r>
-      <w:bookmarkEnd w:id="9"/>
+      <w:bookmarkEnd w:id="10"/>
     </w:p>
     <w:p>
       <w:pPr>
@@ -5696,9 +5642,9 @@
           <w:noProof/>
         </w:rPr>
       </w:pPr>
-      <w:bookmarkStart w:id="10" w:name="_Toc199155062"/>
-      <w:bookmarkStart w:id="11" w:name="_Toc199164324"/>
-      <w:bookmarkStart w:id="12" w:name="_Toc199168995"/>
+      <w:bookmarkStart w:id="11" w:name="_Toc199155062"/>
+      <w:bookmarkStart w:id="12" w:name="_Toc199164324"/>
+      <w:bookmarkStart w:id="13" w:name="_Toc199168995"/>
       <w:r>
         <w:rPr>
           <w:noProof/>
@@ -5717,28 +5663,25 @@
             <wp:cNvGraphicFramePr/>
             <a:graphic xmlns:a="http://schemas.openxmlformats.org/drawingml/2006/main">
               <a:graphicData uri="http://schemas.openxmlformats.org/drawingml/2006/chart">
-                <c:chart xmlns:c="http://schemas.openxmlformats.org/drawingml/2006/chart" xmlns:r="http://schemas.openxmlformats.org/officeDocument/2006/relationships" r:id="rId19"/>
+                <c:chart xmlns:c="http://schemas.openxmlformats.org/drawingml/2006/chart" xmlns:r="http://schemas.openxmlformats.org/officeDocument/2006/relationships" r:id="rId18"/>
               </a:graphicData>
             </a:graphic>
           </wp:inline>
         </w:drawing>
       </w:r>
-      <w:bookmarkEnd w:id="10"/>
       <w:bookmarkEnd w:id="11"/>
       <w:bookmarkEnd w:id="12"/>
+      <w:bookmarkEnd w:id="13"/>
     </w:p>
     <w:p>
       <w:pPr>
         <w:pStyle w:val="Heading3"/>
       </w:pPr>
-      <w:bookmarkStart w:id="13" w:name="_Toc199168996"/>
-      <w:r>
-        <w:t>D</w:t>
-      </w:r>
-      <w:r>
-        <w:t>esde otro ordenador</w:t>
-      </w:r>
-      <w:bookmarkEnd w:id="13"/>
+      <w:bookmarkStart w:id="14" w:name="_Toc199168996"/>
+      <w:r>
+        <w:t>Desde otro ordenador</w:t>
+      </w:r>
+      <w:bookmarkEnd w:id="14"/>
     </w:p>
     <w:p>
       <w:r>
@@ -5759,7 +5702,7 @@
             <wp:cNvGraphicFramePr/>
             <a:graphic xmlns:a="http://schemas.openxmlformats.org/drawingml/2006/main">
               <a:graphicData uri="http://schemas.openxmlformats.org/drawingml/2006/chart">
-                <c:chart xmlns:c="http://schemas.openxmlformats.org/drawingml/2006/chart" xmlns:r="http://schemas.openxmlformats.org/officeDocument/2006/relationships" r:id="rId20"/>
+                <c:chart xmlns:c="http://schemas.openxmlformats.org/drawingml/2006/chart" xmlns:r="http://schemas.openxmlformats.org/officeDocument/2006/relationships" r:id="rId19"/>
               </a:graphicData>
             </a:graphic>
           </wp:inline>
@@ -5905,27 +5848,30 @@
       <w:pPr>
         <w:pStyle w:val="Heading2"/>
       </w:pPr>
-      <w:bookmarkStart w:id="14" w:name="_Toc199168997"/>
+      <w:bookmarkStart w:id="15" w:name="_Toc199168997"/>
       <w:r>
         <w:t>Int</w:t>
       </w:r>
       <w:r>
         <w:t>ervalo de confianza del 95%</w:t>
       </w:r>
-      <w:bookmarkEnd w:id="14"/>
+      <w:bookmarkEnd w:id="15"/>
     </w:p>
     <w:p>
       <w:pPr>
         <w:pStyle w:val="Heading3"/>
       </w:pPr>
-      <w:bookmarkStart w:id="15" w:name="_Toc199168998"/>
+      <w:bookmarkStart w:id="16" w:name="_Toc199168998"/>
       <w:r>
         <w:t>Sin índices</w:t>
       </w:r>
-      <w:bookmarkEnd w:id="15"/>
-    </w:p>
-    <w:p>
-      <w:r>
+      <w:bookmarkEnd w:id="16"/>
+    </w:p>
+    <w:p>
+      <w:r>
+        <w:rPr>
+          <w:noProof/>
+        </w:rPr>
         <w:drawing>
           <wp:inline distT="0" distB="0" distL="0" distR="0" wp14:anchorId="41F61BD3" wp14:editId="0BAD2714">
             <wp:extent cx="5400040" cy="1553845"/>
@@ -5942,7 +5888,7 @@
                     <pic:cNvPicPr/>
                   </pic:nvPicPr>
                   <pic:blipFill>
-                    <a:blip r:embed="rId21"/>
+                    <a:blip r:embed="rId20"/>
                     <a:stretch>
                       <a:fillRect/>
                     </a:stretch>
@@ -6060,14 +6006,17 @@
       <w:pPr>
         <w:pStyle w:val="Heading3"/>
       </w:pPr>
-      <w:bookmarkStart w:id="16" w:name="_Toc199168999"/>
+      <w:bookmarkStart w:id="17" w:name="_Toc199168999"/>
       <w:r>
         <w:t>Con índices</w:t>
       </w:r>
-      <w:bookmarkEnd w:id="16"/>
-    </w:p>
-    <w:p>
-      <w:r>
+      <w:bookmarkEnd w:id="17"/>
+    </w:p>
+    <w:p>
+      <w:r>
+        <w:rPr>
+          <w:noProof/>
+        </w:rPr>
         <w:drawing>
           <wp:inline distT="0" distB="0" distL="0" distR="0" wp14:anchorId="727F6BB3" wp14:editId="56E2BB1C">
             <wp:extent cx="5400040" cy="1630045"/>
@@ -6084,7 +6033,7 @@
                     <pic:cNvPicPr/>
                   </pic:nvPicPr>
                   <pic:blipFill>
-                    <a:blip r:embed="rId22"/>
+                    <a:blip r:embed="rId21"/>
                     <a:stretch>
                       <a:fillRect/>
                     </a:stretch>
@@ -6195,15 +6144,18 @@
       <w:pPr>
         <w:pStyle w:val="Heading3"/>
       </w:pPr>
-      <w:bookmarkStart w:id="17" w:name="_Toc199169000"/>
+      <w:bookmarkStart w:id="18" w:name="_Toc199169000"/>
       <w:r>
         <w:lastRenderedPageBreak/>
         <w:t>Desde otro ordenador</w:t>
       </w:r>
-      <w:bookmarkEnd w:id="17"/>
-    </w:p>
-    <w:p>
-      <w:r>
+      <w:bookmarkEnd w:id="18"/>
+    </w:p>
+    <w:p>
+      <w:r>
+        <w:rPr>
+          <w:noProof/>
+        </w:rPr>
         <w:drawing>
           <wp:inline distT="0" distB="0" distL="0" distR="0" wp14:anchorId="49233950" wp14:editId="78F4A999">
             <wp:extent cx="5400040" cy="2120900"/>
@@ -6220,7 +6172,7 @@
                     <pic:cNvPicPr/>
                   </pic:nvPicPr>
                   <pic:blipFill>
-                    <a:blip r:embed="rId23"/>
+                    <a:blip r:embed="rId22"/>
                     <a:stretch>
                       <a:fillRect/>
                     </a:stretch>
@@ -6268,35 +6220,7 @@
           <w:sz w:val="28"/>
           <w:szCs w:val="24"/>
         </w:rPr>
-        <w:t xml:space="preserve">. El intervalo de confianza se sitúa entre </w:t>
-      </w:r>
-      <w:r>
-        <w:rPr>
-          <w:sz w:val="28"/>
-          <w:szCs w:val="24"/>
-        </w:rPr>
-        <w:t>16.79 ms</w:t>
-      </w:r>
-      <w:r>
-        <w:rPr>
-          <w:sz w:val="28"/>
-          <w:szCs w:val="24"/>
-        </w:rPr>
-        <w:t xml:space="preserve"> y </w:t>
-      </w:r>
-      <w:r>
-        <w:rPr>
-          <w:sz w:val="28"/>
-          <w:szCs w:val="24"/>
-        </w:rPr>
-        <w:t>21.57</w:t>
-      </w:r>
-      <w:r>
-        <w:rPr>
-          <w:sz w:val="28"/>
-          <w:szCs w:val="24"/>
-        </w:rPr>
-        <w:t xml:space="preserve"> ms</w:t>
+        <w:t>. El intervalo de confianza se sitúa entre 16.79 ms y 21.57 ms</w:t>
       </w:r>
       <w:r>
         <w:rPr>
@@ -6340,17 +6264,17 @@
       <w:pPr>
         <w:pStyle w:val="Heading2"/>
       </w:pPr>
-      <w:bookmarkStart w:id="18" w:name="_Toc199169001"/>
+      <w:bookmarkStart w:id="19" w:name="_Toc199169001"/>
       <w:r>
         <w:t>Comparativa z-test</w:t>
       </w:r>
-      <w:bookmarkEnd w:id="18"/>
+      <w:bookmarkEnd w:id="19"/>
     </w:p>
     <w:p>
       <w:pPr>
         <w:pStyle w:val="Heading3"/>
       </w:pPr>
-      <w:bookmarkStart w:id="19" w:name="_Toc199169002"/>
+      <w:bookmarkStart w:id="20" w:name="_Toc199169002"/>
       <w:r>
         <w:t xml:space="preserve">Sin índices </w:t>
       </w:r>
@@ -6360,10 +6284,13 @@
       <w:r>
         <w:t xml:space="preserve"> con índices</w:t>
       </w:r>
-      <w:bookmarkEnd w:id="19"/>
-    </w:p>
-    <w:p>
-      <w:r>
+      <w:bookmarkEnd w:id="20"/>
+    </w:p>
+    <w:p>
+      <w:r>
+        <w:rPr>
+          <w:noProof/>
+        </w:rPr>
         <w:drawing>
           <wp:inline distT="0" distB="0" distL="0" distR="0" wp14:anchorId="3A58AB24" wp14:editId="6505455F">
             <wp:extent cx="5400040" cy="1044575"/>
@@ -6380,7 +6307,7 @@
                     <pic:cNvPicPr/>
                   </pic:nvPicPr>
                   <pic:blipFill>
-                    <a:blip r:embed="rId24"/>
+                    <a:blip r:embed="rId23"/>
                     <a:stretch>
                       <a:fillRect/>
                     </a:stretch>
@@ -6513,24 +6440,21 @@
       <w:pPr>
         <w:pStyle w:val="Heading3"/>
       </w:pPr>
-      <w:bookmarkStart w:id="20" w:name="_Toc199169003"/>
+      <w:bookmarkStart w:id="21" w:name="_Toc199169003"/>
       <w:r>
         <w:lastRenderedPageBreak/>
         <w:t>En</w:t>
       </w:r>
-      <w:bookmarkEnd w:id="20"/>
-      <w:r>
-        <w:t xml:space="preserve"> </w:t>
-      </w:r>
-      <w:r>
-        <w:t>mi ordenador</w:t>
-      </w:r>
-      <w:r>
-        <w:t xml:space="preserve"> vs otro ordenador</w:t>
-      </w:r>
-    </w:p>
-    <w:p>
-      <w:r>
+      <w:bookmarkEnd w:id="21"/>
+      <w:r>
+        <w:t xml:space="preserve"> mi ordenador vs otro ordenador</w:t>
+      </w:r>
+    </w:p>
+    <w:p>
+      <w:r>
+        <w:rPr>
+          <w:noProof/>
+        </w:rPr>
         <w:drawing>
           <wp:inline distT="0" distB="0" distL="0" distR="0" wp14:anchorId="5B53600B" wp14:editId="431E2038">
             <wp:extent cx="5970732" cy="790575"/>
@@ -6547,7 +6471,7 @@
                     <pic:cNvPicPr/>
                   </pic:nvPicPr>
                   <pic:blipFill>
-                    <a:blip r:embed="rId25"/>
+                    <a:blip r:embed="rId24"/>
                     <a:stretch>
                       <a:fillRect/>
                     </a:stretch>
@@ -6585,12 +6509,12 @@
       <w:pPr>
         <w:pStyle w:val="Heading1"/>
       </w:pPr>
-      <w:bookmarkStart w:id="21" w:name="_Toc199169004"/>
+      <w:bookmarkStart w:id="22" w:name="_Toc199169004"/>
       <w:proofErr w:type="spellStart"/>
       <w:r>
         <w:t>Conclusion</w:t>
       </w:r>
-      <w:bookmarkEnd w:id="21"/>
+      <w:bookmarkEnd w:id="22"/>
       <w:proofErr w:type="spellEnd"/>
     </w:p>
     <w:p>
@@ -6611,7 +6535,7 @@
       <w:pPr>
         <w:pStyle w:val="Heading1"/>
       </w:pPr>
-      <w:bookmarkStart w:id="22" w:name="_Toc199169005"/>
+      <w:bookmarkStart w:id="23" w:name="_Toc199169005"/>
       <w:proofErr w:type="spellStart"/>
       <w:r>
         <w:t>B</w:t>
@@ -6619,7 +6543,7 @@
       <w:r>
         <w:t>ibliography</w:t>
       </w:r>
-      <w:bookmarkEnd w:id="22"/>
+      <w:bookmarkEnd w:id="23"/>
       <w:proofErr w:type="spellEnd"/>
     </w:p>
     <w:p>
@@ -7346,15 +7270,6 @@
   </w:num>
   <w:num w:numId="5" w16cid:durableId="348876843">
     <w:abstractNumId w:val="0"/>
-    <w:lvlOverride w:ilvl="0"/>
-    <w:lvlOverride w:ilvl="1"/>
-    <w:lvlOverride w:ilvl="2"/>
-    <w:lvlOverride w:ilvl="3"/>
-    <w:lvlOverride w:ilvl="4"/>
-    <w:lvlOverride w:ilvl="5"/>
-    <w:lvlOverride w:ilvl="6"/>
-    <w:lvlOverride w:ilvl="7"/>
-    <w:lvlOverride w:ilvl="8"/>
   </w:num>
 </w:numbering>
 </file>
@@ -7966,6 +7881,7 @@
   <w:style w:type="character" w:default="1" w:styleId="DefaultParagraphFont">
     <w:name w:val="Default Paragraph Font"/>
     <w:uiPriority w:val="1"/>
+    <w:semiHidden/>
     <w:unhideWhenUsed/>
   </w:style>
   <w:style w:type="table" w:default="1" w:styleId="TableNormal">
